--- a/PROPUESTA_TECNICA_PRESUPUESTO_MIGATO_IUTIRLA.docx
+++ b/PROPUESTA_TECNICA_PRESUPUESTO_MIGATO_IUTIRLA.docx
@@ -244,7 +244,7 @@
     </w:p>
     <w:p>
       <w:pPr>
-        <w:spacing w:before="15" w:after="10" w:line="240" w:lineRule="auto"/>
+        <w:spacing w:before="12" w:after="8" w:line="240" w:lineRule="auto"/>
         <w:jc w:val="center"/>
       </w:pPr>
       <w:r>
@@ -259,7 +259,7 @@
     </w:p>
     <w:p>
       <w:pPr>
-        <w:spacing w:before="0" w:after="12" w:line="260" w:lineRule="auto"/>
+        <w:spacing w:before="0" w:after="10" w:line="260" w:lineRule="auto"/>
         <w:ind w:firstLine="567"/>
         <w:jc w:val="both"/>
       </w:pPr>
@@ -455,7 +455,7 @@
                 <w:rFonts w:ascii="Times New Roman" w:hAnsi="Times New Roman"/>
                 <w:sz w:val="17"/>
               </w:rPr>
-              <w:t>$900,00 USD</w:t>
+              <w:t>$862,46 USD</w:t>
             </w:r>
           </w:p>
         </w:tc>
@@ -615,7 +615,7 @@
                 <w:b/>
                 <w:sz w:val="17"/>
               </w:rPr>
-              <w:t>$1.194,00 USD</w:t>
+              <w:t>$1.156,46 USD</w:t>
             </w:r>
           </w:p>
         </w:tc>
@@ -623,12 +623,12 @@
     </w:tbl>
     <w:p>
       <w:pPr>
-        <w:spacing w:before="0" w:after="20" w:line="240" w:lineRule="auto"/>
-      </w:pPr>
-    </w:p>
-    <w:p>
-      <w:pPr>
-        <w:spacing w:before="15" w:after="10" w:line="240" w:lineRule="auto"/>
+        <w:spacing w:before="0" w:after="15" w:line="240" w:lineRule="auto"/>
+      </w:pPr>
+    </w:p>
+    <w:p>
+      <w:pPr>
+        <w:spacing w:before="12" w:after="8" w:line="240" w:lineRule="auto"/>
         <w:jc w:val="center"/>
       </w:pPr>
       <w:r>
@@ -643,7 +643,7 @@
     </w:p>
     <w:p>
       <w:pPr>
-        <w:spacing w:before="0" w:after="12" w:line="260" w:lineRule="auto"/>
+        <w:spacing w:before="0" w:after="10" w:line="260" w:lineRule="auto"/>
         <w:ind w:firstLine="567"/>
         <w:jc w:val="both"/>
       </w:pPr>
@@ -653,7 +653,7 @@
           <w:sz w:val="21"/>
           <w:szCs w:val="21"/>
         </w:rPr>
-        <w:t xml:space="preserve">Se descartan servidores industriales pesados de rack (Dell PowerEdge antiguos de $1.200 USD) debido a su alto consumo eléctrico (300W a 500W), ruido y baja autonomía en UPS. En su lugar, se implementa una estación de alto rendimiento Dell OptiPlex Core i7 de 8va Generación con 32 GB RAM DDR4, de consumo eficiente (65W) y almacenamiento 100% en estado sólido en arreglo espejo (RAID 1). A continuación se detallan los costos cotizados en Mercado Libre Venezuela:</w:t>
+        <w:t xml:space="preserve">Se descartan servidores industriales pesados de rack (Dell PowerEdge antiguos) debido a su excesivo consumo eléctrico (300W a 500W), ruido ensordecedor y escasa autonomía en UPS. En su lugar, se implementa una estación de trabajo Dell OptiPlex Core i7 con almacenamiento dual 100% en estado sólido en arreglo espejo (RAID 1) y consumo eficiente (65W). A continuación se detallan los costos cotizados en tiempo real en Mercado Libre Venezuela:</w:t>
       </w:r>
     </w:p>
     <w:tbl>
@@ -862,7 +862,7 @@
                 <w:rFonts w:ascii="Times New Roman" w:hAnsi="Times New Roman"/>
                 <w:sz w:val="17"/>
               </w:rPr>
-              <w:t>Core i7 8va Gen (i7-8700 6C/12T), 32 GB RAM DDR4, Chasis silencioso Torre/SFF (65W)</w:t>
+              <w:t>Core i7-6700 (3.40 GHz), 8 GB RAM DDR4 (expandible), chasis SFF silencioso (65W)</w:t>
             </w:r>
           </w:p>
         </w:tc>
@@ -900,7 +900,7 @@
                 <w:rFonts w:ascii="Times New Roman" w:hAnsi="Times New Roman"/>
                 <w:sz w:val="17"/>
               </w:rPr>
-              <w:t>$230,00</w:t>
+              <w:t>$215,00</w:t>
             </w:r>
           </w:p>
         </w:tc>
@@ -919,7 +919,7 @@
                 <w:rFonts w:ascii="Times New Roman" w:hAnsi="Times New Roman"/>
                 <w:sz w:val="17"/>
               </w:rPr>
-              <w:t>$230,00 USD</w:t>
+              <w:t>$215,00 USD</w:t>
             </w:r>
           </w:p>
         </w:tc>
@@ -959,7 +959,7 @@
                 <w:rFonts w:ascii="Times New Roman" w:hAnsi="Times New Roman"/>
                 <w:sz w:val="17"/>
               </w:rPr>
-              <w:t>Discos Sólidos SSD 1TB (RAID 1)</w:t>
+              <w:t>Discos Sólidos SSD 480GB (RAID 1)</w:t>
             </w:r>
           </w:p>
         </w:tc>
@@ -978,7 +978,7 @@
                 <w:rFonts w:ascii="Times New Roman" w:hAnsi="Times New Roman"/>
                 <w:sz w:val="17"/>
               </w:rPr>
-              <w:t>2x SSD 1TB SATA 2.5" Kingston KC600 / Crucial MX500 en Espejo (Sistema &amp; Base de Datos)</w:t>
+              <w:t>2x SSD SATA 2.5" 480GB WD Green en Espejo simétrico (Sistema y Base de Datos)</w:t>
             </w:r>
           </w:p>
         </w:tc>
@@ -1016,7 +1016,7 @@
                 <w:rFonts w:ascii="Times New Roman" w:hAnsi="Times New Roman"/>
                 <w:sz w:val="17"/>
               </w:rPr>
-              <w:t>$120,00</w:t>
+              <w:t>$109,99</w:t>
             </w:r>
           </w:p>
         </w:tc>
@@ -1035,7 +1035,7 @@
                 <w:rFonts w:ascii="Times New Roman" w:hAnsi="Times New Roman"/>
                 <w:sz w:val="17"/>
               </w:rPr>
-              <w:t>$240,00 USD</w:t>
+              <w:t>$219,98 USD</w:t>
             </w:r>
           </w:p>
         </w:tc>
@@ -1094,7 +1094,7 @@
                 <w:rFonts w:ascii="Times New Roman" w:hAnsi="Times New Roman"/>
                 <w:sz w:val="17"/>
               </w:rPr>
-              <w:t>MikroTik RB750Gr3 (Dual Core 880MHz, 5 Puertos Gigabit). Firewall y Failover automático</w:t>
+              <w:t>MikroTik RB750Gr3 (Dual Core 880MHz, 5 Puertos Gigabit). Firewall y túnel WireGuard</w:t>
             </w:r>
           </w:p>
         </w:tc>
@@ -1210,7 +1210,7 @@
                 <w:rFonts w:ascii="Times New Roman" w:hAnsi="Times New Roman"/>
                 <w:sz w:val="17"/>
               </w:rPr>
-              <w:t>Switch Hikvision / TP-Link 16 Puertos 10/100/1000 Mbps chasis metálico para distribución</w:t>
+              <w:t>TP-Link TL-SG1016D 16 Puertos 10/100/1000 Mbps chasis metálico para distribución</w:t>
             </w:r>
           </w:p>
         </w:tc>
@@ -1248,7 +1248,7 @@
                 <w:rFonts w:ascii="Times New Roman" w:hAnsi="Times New Roman"/>
                 <w:sz w:val="17"/>
               </w:rPr>
-              <w:t>$65,00</w:t>
+              <w:t>$99,96</w:t>
             </w:r>
           </w:p>
         </w:tc>
@@ -1267,7 +1267,7 @@
                 <w:rFonts w:ascii="Times New Roman" w:hAnsi="Times New Roman"/>
                 <w:sz w:val="17"/>
               </w:rPr>
-              <w:t>$65,00 USD</w:t>
+              <w:t>$99,96 USD</w:t>
             </w:r>
           </w:p>
         </w:tc>
@@ -1326,7 +1326,7 @@
                 <w:rFonts w:ascii="Times New Roman" w:hAnsi="Times New Roman"/>
                 <w:sz w:val="17"/>
               </w:rPr>
-              <w:t>Bobina 305 metros Cat6 interior alta velocidad + caja de 100 conectores RJ45 para la sala</w:t>
+              <w:t>Bobina 305m Cat6 STC interior 100% cobre para cableado estructurado de puestos</w:t>
             </w:r>
           </w:p>
         </w:tc>
@@ -1364,7 +1364,7 @@
                 <w:rFonts w:ascii="Times New Roman" w:hAnsi="Times New Roman"/>
                 <w:sz w:val="17"/>
               </w:rPr>
-              <w:t>$95,00</w:t>
+              <w:t>$72,99</w:t>
             </w:r>
           </w:p>
         </w:tc>
@@ -1383,7 +1383,7 @@
                 <w:rFonts w:ascii="Times New Roman" w:hAnsi="Times New Roman"/>
                 <w:sz w:val="17"/>
               </w:rPr>
-              <w:t>$95,00 USD</w:t>
+              <w:t>$72,99 USD</w:t>
             </w:r>
           </w:p>
         </w:tc>
@@ -1423,7 +1423,7 @@
                 <w:rFonts w:ascii="Times New Roman" w:hAnsi="Times New Roman"/>
                 <w:sz w:val="17"/>
               </w:rPr>
-              <w:t>UPS de Respaldo Eléctrico</w:t>
+              <w:t>Conectores RJ45 Cat6 (Caja 100 un.)</w:t>
             </w:r>
           </w:p>
         </w:tc>
@@ -1442,7 +1442,7 @@
                 <w:rFonts w:ascii="Times New Roman" w:hAnsi="Times New Roman"/>
                 <w:sz w:val="17"/>
               </w:rPr>
-              <w:t>UPS 1.200 VA a 1.500 VA con supresor de picos (45 a 60 min de autonomía por bajo consumo)</w:t>
+              <w:t>Conectores RJ45 Cat6 con contactos dorados de alta conductividad para patch cords</w:t>
             </w:r>
           </w:p>
         </w:tc>
@@ -1480,7 +1480,7 @@
                 <w:rFonts w:ascii="Times New Roman" w:hAnsi="Times New Roman"/>
                 <w:sz w:val="17"/>
               </w:rPr>
-              <w:t>$165,00</w:t>
+              <w:t>$6,62</w:t>
             </w:r>
           </w:p>
         </w:tc>
@@ -1499,7 +1499,7 @@
                 <w:rFonts w:ascii="Times New Roman" w:hAnsi="Times New Roman"/>
                 <w:sz w:val="17"/>
               </w:rPr>
-              <w:t>$165,00 USD</w:t>
+              <w:t>$6,62 USD</w:t>
             </w:r>
           </w:p>
         </w:tc>
@@ -1508,6 +1508,238 @@
         <w:tc>
           <w:tcPr>
             <w:tcW w:w="400" w:type="dxa"/>
+            <w:shd w:val="clear" w:color="auto"/>
+          </w:tcPr>
+          <w:p>
+            <w:pPr>
+              <w:spacing w:before="6" w:after="6" w:line="220" w:lineRule="auto"/>
+              <w:jc w:val="center"/>
+            </w:pPr>
+            <w:r>
+              <w:rPr>
+                <w:rFonts w:ascii="Times New Roman" w:hAnsi="Times New Roman"/>
+                <w:sz w:val="17"/>
+              </w:rPr>
+              <w:t>7</w:t>
+            </w:r>
+          </w:p>
+        </w:tc>
+        <w:tc>
+          <w:tcPr>
+            <w:tcW w:w="2400" w:type="dxa"/>
+            <w:shd w:val="clear" w:color="auto"/>
+          </w:tcPr>
+          <w:p>
+            <w:pPr>
+              <w:spacing w:before="6" w:after="6" w:line="220" w:lineRule="auto"/>
+              <w:jc w:val="left"/>
+            </w:pPr>
+            <w:r>
+              <w:rPr>
+                <w:rFonts w:ascii="Times New Roman" w:hAnsi="Times New Roman"/>
+                <w:sz w:val="17"/>
+              </w:rPr>
+              <w:t>Kit de Herramientas de Red UTP</w:t>
+            </w:r>
+          </w:p>
+        </w:tc>
+        <w:tc>
+          <w:tcPr>
+            <w:tcW w:w="3800" w:type="dxa"/>
+            <w:shd w:val="clear" w:color="auto"/>
+          </w:tcPr>
+          <w:p>
+            <w:pPr>
+              <w:spacing w:before="6" w:after="6" w:line="220" w:lineRule="auto"/>
+              <w:jc w:val="left"/>
+            </w:pPr>
+            <w:r>
+              <w:rPr>
+                <w:rFonts w:ascii="Times New Roman" w:hAnsi="Times New Roman"/>
+                <w:sz w:val="17"/>
+              </w:rPr>
+              <w:t>Kit completo: ponchadora/crimpeadora RJ45-RJ11 + tester UTP probador de cable</w:t>
+            </w:r>
+          </w:p>
+        </w:tc>
+        <w:tc>
+          <w:tcPr>
+            <w:tcW w:w="600" w:type="dxa"/>
+            <w:shd w:val="clear" w:color="auto"/>
+          </w:tcPr>
+          <w:p>
+            <w:pPr>
+              <w:spacing w:before="6" w:after="6" w:line="220" w:lineRule="auto"/>
+              <w:jc w:val="center"/>
+            </w:pPr>
+            <w:r>
+              <w:rPr>
+                <w:rFonts w:ascii="Times New Roman" w:hAnsi="Times New Roman"/>
+                <w:sz w:val="17"/>
+              </w:rPr>
+              <w:t>1</w:t>
+            </w:r>
+          </w:p>
+        </w:tc>
+        <w:tc>
+          <w:tcPr>
+            <w:tcW w:w="1100" w:type="dxa"/>
+            <w:shd w:val="clear" w:color="auto"/>
+          </w:tcPr>
+          <w:p>
+            <w:pPr>
+              <w:spacing w:before="6" w:after="6" w:line="220" w:lineRule="auto"/>
+              <w:jc w:val="right"/>
+            </w:pPr>
+            <w:r>
+              <w:rPr>
+                <w:rFonts w:ascii="Times New Roman" w:hAnsi="Times New Roman"/>
+                <w:sz w:val="17"/>
+              </w:rPr>
+              <w:t>$12,50</w:t>
+            </w:r>
+          </w:p>
+        </w:tc>
+        <w:tc>
+          <w:tcPr>
+            <w:tcW w:w="1300" w:type="dxa"/>
+            <w:shd w:val="clear" w:color="auto"/>
+          </w:tcPr>
+          <w:p>
+            <w:pPr>
+              <w:spacing w:before="6" w:after="6" w:line="220" w:lineRule="auto"/>
+              <w:jc w:val="right"/>
+            </w:pPr>
+            <w:r>
+              <w:rPr>
+                <w:rFonts w:ascii="Times New Roman" w:hAnsi="Times New Roman"/>
+                <w:sz w:val="17"/>
+              </w:rPr>
+              <w:t>$12,50 USD</w:t>
+            </w:r>
+          </w:p>
+        </w:tc>
+      </w:tr>
+      <w:tr>
+        <w:tc>
+          <w:tcPr>
+            <w:tcW w:w="400" w:type="dxa"/>
+            <w:shd w:val="clear" w:color="auto"/>
+          </w:tcPr>
+          <w:p>
+            <w:pPr>
+              <w:spacing w:before="6" w:after="6" w:line="220" w:lineRule="auto"/>
+              <w:jc w:val="center"/>
+            </w:pPr>
+            <w:r>
+              <w:rPr>
+                <w:rFonts w:ascii="Times New Roman" w:hAnsi="Times New Roman"/>
+                <w:sz w:val="17"/>
+              </w:rPr>
+              <w:t>8</w:t>
+            </w:r>
+          </w:p>
+        </w:tc>
+        <w:tc>
+          <w:tcPr>
+            <w:tcW w:w="2400" w:type="dxa"/>
+            <w:shd w:val="clear" w:color="auto"/>
+          </w:tcPr>
+          <w:p>
+            <w:pPr>
+              <w:spacing w:before="6" w:after="6" w:line="220" w:lineRule="auto"/>
+              <w:jc w:val="left"/>
+            </w:pPr>
+            <w:r>
+              <w:rPr>
+                <w:rFonts w:ascii="Times New Roman" w:hAnsi="Times New Roman"/>
+                <w:sz w:val="17"/>
+              </w:rPr>
+              <w:t>UPS de Respaldo Eléctrico 1.200 VA</w:t>
+            </w:r>
+          </w:p>
+        </w:tc>
+        <w:tc>
+          <w:tcPr>
+            <w:tcW w:w="3800" w:type="dxa"/>
+            <w:shd w:val="clear" w:color="auto"/>
+          </w:tcPr>
+          <w:p>
+            <w:pPr>
+              <w:spacing w:before="6" w:after="6" w:line="220" w:lineRule="auto"/>
+              <w:jc w:val="left"/>
+            </w:pPr>
+            <w:r>
+              <w:rPr>
+                <w:rFonts w:ascii="Times New Roman" w:hAnsi="Times New Roman"/>
+                <w:sz w:val="17"/>
+              </w:rPr>
+              <w:t>UPS Epcom EPU1200LCD 1.200 VA con pantalla digital interactiva y regulador AVR</w:t>
+            </w:r>
+          </w:p>
+        </w:tc>
+        <w:tc>
+          <w:tcPr>
+            <w:tcW w:w="600" w:type="dxa"/>
+            <w:shd w:val="clear" w:color="auto"/>
+          </w:tcPr>
+          <w:p>
+            <w:pPr>
+              <w:spacing w:before="6" w:after="6" w:line="220" w:lineRule="auto"/>
+              <w:jc w:val="center"/>
+            </w:pPr>
+            <w:r>
+              <w:rPr>
+                <w:rFonts w:ascii="Times New Roman" w:hAnsi="Times New Roman"/>
+                <w:sz w:val="17"/>
+              </w:rPr>
+              <w:t>1</w:t>
+            </w:r>
+          </w:p>
+        </w:tc>
+        <w:tc>
+          <w:tcPr>
+            <w:tcW w:w="1100" w:type="dxa"/>
+            <w:shd w:val="clear" w:color="auto"/>
+          </w:tcPr>
+          <w:p>
+            <w:pPr>
+              <w:spacing w:before="6" w:after="6" w:line="220" w:lineRule="auto"/>
+              <w:jc w:val="right"/>
+            </w:pPr>
+            <w:r>
+              <w:rPr>
+                <w:rFonts w:ascii="Times New Roman" w:hAnsi="Times New Roman"/>
+                <w:sz w:val="17"/>
+              </w:rPr>
+              <w:t>$130,41</w:t>
+            </w:r>
+          </w:p>
+        </w:tc>
+        <w:tc>
+          <w:tcPr>
+            <w:tcW w:w="1300" w:type="dxa"/>
+            <w:shd w:val="clear" w:color="auto"/>
+          </w:tcPr>
+          <w:p>
+            <w:pPr>
+              <w:spacing w:before="6" w:after="6" w:line="220" w:lineRule="auto"/>
+              <w:jc w:val="right"/>
+            </w:pPr>
+            <w:r>
+              <w:rPr>
+                <w:rFonts w:ascii="Times New Roman" w:hAnsi="Times New Roman"/>
+                <w:sz w:val="17"/>
+              </w:rPr>
+              <w:t>$130,41 USD</w:t>
+            </w:r>
+          </w:p>
+        </w:tc>
+      </w:tr>
+      <w:tr>
+        <w:tc>
+          <w:tcPr>
+            <w:tcW w:w="400" w:type="dxa"/>
             <w:shd w:val="clear" w:color="auto" w:fill="F5F5F5"/>
           </w:tcPr>
           <w:p>
@@ -1561,7 +1793,7 @@
                 <w:b/>
                 <w:sz w:val="17"/>
               </w:rPr>
-              <w:t>Equipamiento completo de cómputo, almacenamiento RAID, red y protección eléctrica</w:t>
+              <w:t>Dotación completa de cómputo, almacenamiento RAID 1, red y respaldo eléctrico</w:t>
             </w:r>
           </w:p>
         </w:tc>
@@ -1621,7 +1853,7 @@
                 <w:b/>
                 <w:sz w:val="17"/>
               </w:rPr>
-              <w:t>$900,00 USD</w:t>
+              <w:t>$862,46 USD</w:t>
             </w:r>
           </w:p>
         </w:tc>
@@ -1640,7 +1872,7 @@
           <w:szCs w:val="16"/>
           <w:color w:val="444444"/>
         </w:rPr>
-        <w:t>* Nota Aclaratoria de Hardware: Se eliminaron las bandejas costosas (caddys propietarios de $25 c/u) y los discos mecánicos lentos. Los dos SSD se conectan directamente en las bahías y puertos SATA de fábrica de la placa OptiPlex, ahorrando $470 USD de forma inmediata.</w:t>
+        <w:t>* Nota Técnica sobre Almacenamiento (SATA vs. M.2 NVMe): La placa base del Dell OptiPlex 5040 posee una sola ranura M.2 de almacenamiento y dos puertos SATA III. Para asegurar redundancia simétrica RAID 1 (espejo en tiempo real) sin adaptadores PCIe adicionales ni sobrecalentamiento en chasis SFF, se emplean dos discos SSD SATA 2.5" nativos.</w:t>
       </w:r>
     </w:p>
     <w:p>
@@ -1793,7 +2025,7 @@
           <w:sz w:val="21"/>
           <w:szCs w:val="21"/>
         </w:rPr>
-        <w:t xml:space="preserve">Se recomienda formalmente la aprobación del presupuesto físico de $900,00 USD para la dotación de la Sala Situacional y la suscripción del Servidor Cloud VPS ($24,50 USD/mes), otorgando a MIGATO una plataforma territorial moderna, de máxima velocidad y blindada contra fallas. Nota de Seguridad: El sistema de cámaras de videovigilancia (CCTV) se cotizará por separado más adelante según lo instruido; no obstante, el switch de 16 puertos y la bobina de cable Cat6 presupuestados en este documento ya dejan instalados los puntos de red requeridos.</w:t>
+        <w:t xml:space="preserve">Se recomienda formalmente la aprobación del presupuesto físico de $862,46 USD para la dotación de la Sala Situacional y la suscripción del Servidor Cloud VPS ($24,50 USD/mes), otorgando a MIGATO una plataforma territorial moderna, de máxima velocidad y blindada contra fallas. Nota de Seguridad: El sistema de cámaras de videovigilancia (CCTV) se cotizará por separado más adelante según lo instruido; no obstante, el switch de 16 puertos, el kit de herramientas y la bobina Cat6 presupuestados en este documento ya dejan instalados los puntos de red requeridos.</w:t>
       </w:r>
     </w:p>
     <w:p>

--- a/PROPUESTA_TECNICA_PRESUPUESTO_MIGATO_IUTIRLA.docx
+++ b/PROPUESTA_TECNICA_PRESUPUESTO_MIGATO_IUTIRLA.docx
@@ -214,7 +214,7 @@
     </w:p>
     <w:p>
       <w:pPr>
-        <w:spacing w:before="10" w:after="15" w:line="240" w:lineRule="auto"/>
+        <w:spacing w:before="10" w:after="12" w:line="240" w:lineRule="auto"/>
         <w:jc w:val="center"/>
       </w:pPr>
       <w:r>
@@ -224,12 +224,12 @@
           <w:sz w:val="22"/>
           <w:szCs w:val="22"/>
         </w:rPr>
-        <w:t>INTRODUCCIÓN</w:t>
-      </w:r>
-    </w:p>
-    <w:p>
-      <w:pPr>
-        <w:spacing w:before="0" w:after="18" w:line="260" w:lineRule="auto"/>
+        <w:t>INTRODUCCIÓN Y PREMISA OPERATIVA</w:t>
+      </w:r>
+    </w:p>
+    <w:p>
+      <w:pPr>
+        <w:spacing w:before="0" w:after="14" w:line="260" w:lineRule="auto"/>
         <w:ind w:firstLine="567"/>
         <w:jc w:val="both"/>
       </w:pPr>
@@ -239,12 +239,12 @@
           <w:sz w:val="21"/>
           <w:szCs w:val="21"/>
         </w:rPr>
-        <w:t xml:space="preserve">El presente informe tiene como propósito exponer ante la directiva del partido y el comando de campaña la propuesta técnica y el presupuesto definitivo para la puesta en marcha de la infraestructura informática de la Sala Situacional de Maturín y la plataforma electoral del Movimiento Independiente Ganamos Todos (MIGATO) para los 13 municipios del Estado Monagas. Se plantea una arquitectura híbrida optimizada que garantiza alta velocidad en consultas cartográficas, cero pérdida de información y plena autonomía ante contingencias eléctricas.</w:t>
-      </w:r>
-    </w:p>
-    <w:p>
-      <w:pPr>
-        <w:spacing w:before="12" w:after="8" w:line="240" w:lineRule="auto"/>
+        <w:t xml:space="preserve">El presente informe tiene como propósito exponer ante la directiva del partido y el comando de campaña la propuesta técnica y el presupuesto de dotación tecnológica, instalación y puesta en marcha para la Sala Situacional de Maturín y la plataforma electoral del Movimiento Independiente Ganamos Todos (MIGATO) en el Estado Monagas. Premisa de Alcance: El presente proyecto se enfoca estrictamente en el equipamiento de cómputo, almacenamiento RAID 1, electrónica de red y conectividad lógica, bajo la premisa de que la sede ya cuenta con el centro de cómputo acondicionado (rack de comunicaciones existente y acometida eléctrica base). De requerirse obras civiles adicionales (suministro de rack de piso, marquesinas o cableado de potencia), se presupuestarán en una fase anexa independiente.</w:t>
+      </w:r>
+    </w:p>
+    <w:p>
+      <w:pPr>
+        <w:spacing w:before="10" w:after="6" w:line="240" w:lineRule="auto"/>
         <w:jc w:val="center"/>
       </w:pPr>
       <w:r>
@@ -259,7 +259,7 @@
     </w:p>
     <w:p>
       <w:pPr>
-        <w:spacing w:before="0" w:after="10" w:line="260" w:lineRule="auto"/>
+        <w:spacing w:before="0" w:after="8" w:line="260" w:lineRule="auto"/>
         <w:ind w:firstLine="567"/>
         <w:jc w:val="both"/>
       </w:pPr>
@@ -623,12 +623,12 @@
     </w:tbl>
     <w:p>
       <w:pPr>
-        <w:spacing w:before="0" w:after="15" w:line="240" w:lineRule="auto"/>
-      </w:pPr>
-    </w:p>
-    <w:p>
-      <w:pPr>
-        <w:spacing w:before="12" w:after="8" w:line="240" w:lineRule="auto"/>
+        <w:spacing w:before="0" w:after="12" w:line="240" w:lineRule="auto"/>
+      </w:pPr>
+    </w:p>
+    <w:p>
+      <w:pPr>
+        <w:spacing w:before="10" w:after="6" w:line="240" w:lineRule="auto"/>
         <w:jc w:val="center"/>
       </w:pPr>
       <w:r>
@@ -638,12 +638,12 @@
           <w:sz w:val="22"/>
           <w:szCs w:val="22"/>
         </w:rPr>
-        <w:t>2. DETALLE DE EQUIPOS FÍSICOS (SALA SITUACIONAL)</w:t>
-      </w:r>
-    </w:p>
-    <w:p>
-      <w:pPr>
-        <w:spacing w:before="0" w:after="10" w:line="260" w:lineRule="auto"/>
+        <w:t>2. DETALLE DE EQUIPAMIENTO E INSTALACIÓN (SALA SITUACIONAL)</w:t>
+      </w:r>
+    </w:p>
+    <w:p>
+      <w:pPr>
+        <w:spacing w:before="0" w:after="8" w:line="260" w:lineRule="auto"/>
         <w:ind w:firstLine="567"/>
         <w:jc w:val="both"/>
       </w:pPr>
@@ -1892,7 +1892,7 @@
           <w:sz w:val="22"/>
           <w:szCs w:val="22"/>
         </w:rPr>
-        <w:t>3. ARQUITECTURA DE SINCRONIZACIÓN Y TOLERANCIA A FALLAS</w:t>
+        <w:t>3. ARQUITECTURA: VANGUARDIA EN LA NUBE Y BÓVEDA FÍSICA</w:t>
       </w:r>
     </w:p>
     <w:p>
@@ -1907,7 +1907,7 @@
           <w:sz w:val="21"/>
           <w:szCs w:val="21"/>
         </w:rPr>
-        <w:t xml:space="preserve">Para impedir colisiones de información y asegurar que la plataforma nunca se detenga, el flujo de datos se estructura en cuatro etapas operativas:</w:t>
+        <w:t xml:space="preserve">Para blindar la plataforma política contra sabotajes, bloqueos o apagones, la infraestructura opera bajo un modelo de dos capas: Vanguardia en la Nube (Front-line) y Bóveda Blindada en Físico (Data Vault):</w:t>
       </w:r>
     </w:p>
     <w:p>
@@ -1922,14 +1922,14 @@
           <w:b/>
           <w:sz w:val="20"/>
         </w:rPr>
-        <w:t xml:space="preserve">• 1. Reporte Móvil en los 13 Municipios: </w:t>
+        <w:t xml:space="preserve">• 1. Vanguardia en la Nube (Cloud VPS Front-line): </w:t>
       </w:r>
       <w:r>
         <w:rPr>
           <w:rFonts w:ascii="Times New Roman" w:hAnsi="Times New Roman"/>
           <w:sz w:val="20"/>
         </w:rPr>
-        <w:t xml:space="preserve">Los testigos de centro y dirigentes parroquiales transmiten los votos y fotos de actas directamente al Servidor Cloud VPS a través de telefonía celular. Al residir en un centro de datos protegido, la nube nunca se apaga ni depende del servicio eléctrico local.</w:t>
+        <w:t xml:space="preserve">Constituye la primera línea de recepción. Recibe el tráfico masivo de teléfonos de testigos en los 13 municipios, valida reportes y absorbe cualquier ataque cibernético (DDoS) sin exponer la dirección IP ni la ubicación física de la sede en Maturín.</w:t>
       </w:r>
     </w:p>
     <w:p>
@@ -1944,7 +1944,7 @@
           <w:b/>
           <w:sz w:val="20"/>
         </w:rPr>
-        <w:t xml:space="preserve">• 2. Enlace Cifrado con la Sala Situacional: </w:t>
+        <w:t xml:space="preserve">• 2. Enlace Cifrado y Replicación Continua: </w:t>
       </w:r>
       <w:r>
         <w:rPr>
@@ -1966,14 +1966,14 @@
           <w:b/>
           <w:sz w:val="20"/>
         </w:rPr>
-        <w:t xml:space="preserve">• 3. Almacenamiento Dual en Espejo (RAID 1): </w:t>
+        <w:t xml:space="preserve">• 3. Bóveda Física en Espejo (RAID 1): </w:t>
       </w:r>
       <w:r>
         <w:rPr>
           <w:rFonts w:ascii="Times New Roman" w:hAnsi="Times New Roman"/>
           <w:sz w:val="20"/>
         </w:rPr>
-        <w:t xml:space="preserve">El computador Dell en sala graba cada dato simultáneamente en sus dos unidades SSD. Si un disco sufre una avería o fluctuación de voltaje, el segundo disco mantiene el sistema 100% operativo sin caída de servicio ni pérdida de información.</w:t>
+        <w:t xml:space="preserve">El computador Dell en sala graba cada voto y acta simultáneamente en sus dos unidades SSD. Si Conatel bloquea la nube o se corta el internet internacional, MIGATO conserva el 100% de la información físicamente en sus manos, inconfiscable e imborrable.</w:t>
       </w:r>
     </w:p>
     <w:p>
@@ -1988,14 +1988,14 @@
           <w:b/>
           <w:sz w:val="20"/>
         </w:rPr>
-        <w:t xml:space="preserve">• 4. Respaldo Integral ante Apagones: </w:t>
+        <w:t xml:space="preserve">• 4. Respaldo Eléctrico y Autonomía Local: </w:t>
       </w:r>
       <w:r>
         <w:rPr>
           <w:rFonts w:ascii="Times New Roman" w:hAnsi="Times New Roman"/>
           <w:sz w:val="20"/>
         </w:rPr>
-        <w:t xml:space="preserve">En caso de corte de suministro eléctrico en Maturín, el UPS mantiene la estación Dell, el switch y el MikroTik operando durante 45 a 60 minutos continuos. Si el corte persiste, los testigos en campo continúan reportando con normalidad en la nube sin enterarse de la interrupción en la sede.</w:t>
+        <w:t xml:space="preserve">En caso de corte eléctrico en Maturín, el UPS mantiene la estación Dell, el switch y el MikroTik operando durante 45 a 60 minutos. Si el corte persiste, la sala continúa procesando actas en red local por llamadas directas sin depender de la nube.</w:t>
       </w:r>
     </w:p>
     <w:p>

--- a/PROPUESTA_TECNICA_PRESUPUESTO_MIGATO_IUTIRLA.docx
+++ b/PROPUESTA_TECNICA_PRESUPUESTO_MIGATO_IUTIRLA.docx
@@ -555,7 +555,7 @@
                 <w:b/>
                 <w:sz w:val="17"/>
               </w:rPr>
-              <w:t>TOTAL INVERSIÓN INTEGRAL</w:t>
+              <w:t>TOTAL INVERSIÓN INICIAL (EQUIPOS)</w:t>
             </w:r>
           </w:p>
         </w:tc>
@@ -575,7 +575,7 @@
                 <w:b/>
                 <w:sz w:val="17"/>
               </w:rPr>
-              <w:t>Equipos físicos + 1 año de Servidor Cloud</w:t>
+              <w:t>Pago Único (Dotación Completa)</w:t>
             </w:r>
           </w:p>
         </w:tc>
@@ -595,7 +595,7 @@
                 <w:b/>
                 <w:sz w:val="17"/>
               </w:rPr>
-              <w:t>Sala Situacional + Cobertura Total</w:t>
+              <w:t>Sala Situacional + Puesta en Marcha</w:t>
             </w:r>
           </w:p>
         </w:tc>
@@ -615,7 +615,7 @@
                 <w:b/>
                 <w:sz w:val="17"/>
               </w:rPr>
-              <w:t>$1.156,46 USD</w:t>
+              <w:t>$862,46 USD</w:t>
             </w:r>
           </w:p>
         </w:tc>
@@ -623,7 +623,23 @@
     </w:tbl>
     <w:p>
       <w:pPr>
-        <w:spacing w:before="0" w:after="12" w:line="240" w:lineRule="auto"/>
+        <w:spacing w:before="6" w:after="20" w:line="200" w:lineRule="auto"/>
+        <w:jc w:val="both"/>
+      </w:pPr>
+      <w:r>
+        <w:rPr>
+          <w:rFonts w:ascii="Times New Roman" w:hAnsi="Times New Roman"/>
+          <w:i/>
+          <w:sz w:val="16"/>
+          <w:szCs w:val="16"/>
+          <w:color w:val="444444"/>
+        </w:rPr>
+        <w:t>* Nota: El Servidor Cloud VPS constituye un costo operativo recurrente de $24,50 USD/mes pagadero mes a mes según el período de campaña.</w:t>
+      </w:r>
+    </w:p>
+    <w:p>
+      <w:pPr>
+        <w:spacing w:before="0" w:after="10" w:line="240" w:lineRule="auto"/>
       </w:pPr>
     </w:p>
     <w:p>

--- a/PROPUESTA_TECNICA_PRESUPUESTO_MIGATO_IUTIRLA.docx
+++ b/PROPUESTA_TECNICA_PRESUPUESTO_MIGATO_IUTIRLA.docx
@@ -669,7 +669,7 @@
           <w:sz w:val="21"/>
           <w:szCs w:val="21"/>
         </w:rPr>
-        <w:t xml:space="preserve">Se descartan servidores industriales pesados de rack (Dell PowerEdge antiguos) debido a su excesivo consumo eléctrico (300W a 500W), ruido ensordecedor y escasa autonomía en UPS. En su lugar, se implementa una estación de trabajo Dell OptiPlex Core i7 con almacenamiento dual 100% en estado sólido en arreglo espejo (RAID 1) y consumo eficiente (65W). A continuación se detallan los costos cotizados en tiempo real en Mercado Libre Venezuela:</w:t>
+        <w:t xml:space="preserve">Se descartan servidores industriales pesados de rack (Dell PowerEdge antiguos) debido a su excesivo consumo eléctrico (300W a 500W), ruido ensordecedor y escasa autonomía en UPS. En su lugar, se implementa una estación de trabajo Dell OptiPlex Core i7 con almacenamiento dual 100% en estado sólido en arreglo espejo (RAID 1) y consumo eficiente (65W). A continuación se presenta el desglose presupuestario estimado a partir de valores referenciales del mercado nacional (precios referenciales sujetos a disponibilidad de proveedores al momento de la compra):</w:t>
       </w:r>
     </w:p>
     <w:tbl>
@@ -791,7 +791,7 @@
           <w:p>
             <w:pPr>
               <w:spacing w:before="10" w:after="10" w:line="220" w:lineRule="auto"/>
-              <w:jc w:val="right"/>
+              <w:jc w:val="left"/>
             </w:pPr>
             <w:r>
               <w:rPr>
@@ -799,7 +799,7 @@
                 <w:b/>
                 <w:sz w:val="17"/>
               </w:rPr>
-              <w:t>Costo Unit.</w:t>
+              <w:t>Ref. Unit.</w:t>
             </w:r>
           </w:p>
         </w:tc>
@@ -819,7 +819,7 @@
                 <w:b/>
                 <w:sz w:val="17"/>
               </w:rPr>
-              <w:t>Total (USD)</w:t>
+              <w:t>Total Estimado</w:t>
             </w:r>
           </w:p>
         </w:tc>
@@ -1789,7 +1789,7 @@
                 <w:b/>
                 <w:sz w:val="17"/>
               </w:rPr>
-              <w:t>TOTAL EQUIPAMIENTO FÍSICO</w:t>
+              <w:t>TOTAL PRESUPUESTO ESTIMADO</w:t>
             </w:r>
           </w:p>
         </w:tc>
@@ -1888,7 +1888,7 @@
           <w:szCs w:val="16"/>
           <w:color w:val="444444"/>
         </w:rPr>
-        <w:t>* Nota Técnica sobre Almacenamiento (SATA vs. M.2 NVMe): La placa base del Dell OptiPlex 5040 posee una sola ranura M.2 de almacenamiento y dos puertos SATA III. Para asegurar redundancia simétrica RAID 1 (espejo en tiempo real) sin adaptadores PCIe adicionales ni sobrecalentamiento en chasis SFF, se emplean dos discos SSD SATA 2.5" nativos.</w:t>
+        <w:t>* Nota de Presupuesto: Los valores reflejados corresponden a un presupuesto estimativo con precios referenciales de mercado y no constituyen una cotización formal ni oferta comercial vinculante de un proveedor en específico. Placa OptiPlex 5040 posee 1 slot M.2 y 2 puertos SATA III; para RAID 1 simétrico estable sin recalentamiento en SFF, se emplean dos discos SSD SATA nativos.</w:t>
       </w:r>
     </w:p>
     <w:p>
@@ -2041,7 +2041,7 @@
           <w:sz w:val="21"/>
           <w:szCs w:val="21"/>
         </w:rPr>
-        <w:t xml:space="preserve">Se recomienda formalmente la aprobación del presupuesto físico de $862,46 USD para la dotación de la Sala Situacional y la suscripción del Servidor Cloud VPS ($24,50 USD/mes), otorgando a MIGATO una plataforma territorial moderna, de máxima velocidad y blindada contra fallas. Nota de Seguridad: El sistema de cámaras de videovigilancia (CCTV) se cotizará por separado más adelante según lo instruido; no obstante, el switch de 16 puertos, el kit de herramientas y la bobina Cat6 presupuestados en este documento ya dejan instalados los puntos de red requeridos.</w:t>
+        <w:t xml:space="preserve">Se recomienda formalmente la aprobación del presupuesto estimado de $862,46 USD para la dotación de la Sala Situacional y la suscripción del Servidor Cloud VPS ($24,50 USD/mes), otorgando a MIGATO una plataforma territorial moderna, de máxima velocidad y blindada contra fallas. Nota de Seguridad: El sistema de cámaras de videovigilancia (CCTV) se presupuestará por separado más adelante según lo instruido; no obstante, el switch de 16 puertos, el kit de herramientas y la bobina Cat6 presupuestados en este documento ya dejan instalados los puntos de red requeridos.</w:t>
       </w:r>
     </w:p>
     <w:p>

--- a/PROPUESTA_TECNICA_PRESUPUESTO_MIGATO_IUTIRLA.docx
+++ b/PROPUESTA_TECNICA_PRESUPUESTO_MIGATO_IUTIRLA.docx
@@ -123,7 +123,7 @@
           <w:sz w:val="25"/>
           <w:szCs w:val="25"/>
         </w:rPr>
-        <w:t>PROPUESTA TÉCNICA Y PRESUPUESTO DE INFRAESTRUCTURA: SERVIDOR LOCAL Y NUBE</w:t>
+        <w:t>PROPUESTA TÉCNICA Y PRESUPUESTO ESTIMADO DE EQUIPAMIENTO FÍSICO: SALA SITUACIONAL MATURÍN</w:t>
       </w:r>
     </w:p>
     <w:p>
@@ -137,7 +137,7 @@
           <w:sz w:val="21"/>
           <w:szCs w:val="21"/>
         </w:rPr>
-        <w:t>Informe Técnico-Económico para la Puesta en Marcha de la Sala Situacional de Campaña, Servidor Físico RAID 1, Gateway MikroTik y Servidor Cloud VPS MIGATO 2026</w:t>
+        <w:t>Informe Técnico-Económico de Dotación de Cómputo, Almacenamiento Local RAID 1, Electrónica de Red y Respaldo Eléctrico para la Plataforma Electoral MIGATO 2026</w:t>
       </w:r>
     </w:p>
     <w:p>
@@ -214,7 +214,7 @@
     </w:p>
     <w:p>
       <w:pPr>
-        <w:spacing w:before="10" w:after="12" w:line="240" w:lineRule="auto"/>
+        <w:spacing w:before="10" w:after="8" w:line="240" w:lineRule="auto"/>
         <w:jc w:val="center"/>
       </w:pPr>
       <w:r>
@@ -224,12 +224,12 @@
           <w:sz w:val="22"/>
           <w:szCs w:val="22"/>
         </w:rPr>
-        <w:t>INTRODUCCIÓN Y PREMISA OPERATIVA</w:t>
-      </w:r>
-    </w:p>
-    <w:p>
-      <w:pPr>
-        <w:spacing w:before="0" w:after="14" w:line="260" w:lineRule="auto"/>
+        <w:t>INTRODUCCIÓN Y PREMISAS DE INSTALACIÓN</w:t>
+      </w:r>
+    </w:p>
+    <w:p>
+      <w:pPr>
+        <w:spacing w:before="0" w:after="12" w:line="260" w:lineRule="auto"/>
         <w:ind w:firstLine="567"/>
         <w:jc w:val="both"/>
       </w:pPr>
@@ -239,12 +239,12 @@
           <w:sz w:val="21"/>
           <w:szCs w:val="21"/>
         </w:rPr>
-        <w:t xml:space="preserve">El presente informe tiene como propósito exponer ante la directiva del partido y el comando de campaña la propuesta técnica y el presupuesto de dotación tecnológica, instalación y puesta en marcha para la Sala Situacional de Maturín y la plataforma electoral del Movimiento Independiente Ganamos Todos (MIGATO) en el Estado Monagas. Premisa de Alcance: El presente proyecto se enfoca estrictamente en el equipamiento de cómputo, almacenamiento RAID 1, electrónica de red y conectividad lógica, bajo la premisa de que la sede ya cuenta con el centro de cómputo acondicionado (rack de comunicaciones existente y acometida eléctrica base). De requerirse obras civiles adicionales (suministro de rack de piso, marquesinas o cableado de potencia), se presupuestarán en una fase anexa independiente.</w:t>
-      </w:r>
-    </w:p>
-    <w:p>
-      <w:pPr>
-        <w:spacing w:before="10" w:after="6" w:line="240" w:lineRule="auto"/>
+        <w:t xml:space="preserve">El presente informe técnico-económico tiene como propósito someter a consideración de la directiva regional del Movimiento Independiente Ganamos Todos (MIGATO) y el comando de campaña de José Gregorio "El Gato" Briceño el presupuesto estimado de dotación física, instalación y puesta en marcha de la Sala Situacional de Maturín. Premisa Operativa de Alcance: La propuesta se circunscribe de manera estricta a la dotación de hardware de cómputo, almacenamiento masivo redundante en espejo (RAID 1), conmutación de red estructurada y respaldo eléctrico. Se asume como premisa que la sede central ya dispone del área de centro de cómputo, rack de comunicaciones y acometida eléctrica operativa. En caso de que la dirección requiera adecuaciones civiles complementarias (suministro de racks de piso adicionales, marquesinas de tendido perimetral o cableado de potencia), estas se canalizarán en un anexo independiente, al igual que los servicios en la nube (Cloud VPS, dominios y telefonía IP) que cuentan con su respectivo presupuesto especializado.</w:t>
+      </w:r>
+    </w:p>
+    <w:p>
+      <w:pPr>
+        <w:spacing w:before="8" w:after="6" w:line="240" w:lineRule="auto"/>
         <w:jc w:val="center"/>
       </w:pPr>
       <w:r>
@@ -254,7 +254,7 @@
           <w:sz w:val="22"/>
           <w:szCs w:val="22"/>
         </w:rPr>
-        <w:t>1. RESUMEN EJECUTIVO DE INVERSIÓN</w:t>
+        <w:t>1. DESGLOSE PRESUPUESTARIO DE EQUIPAMIENTO FÍSICO</w:t>
       </w:r>
     </w:p>
     <w:p>
@@ -269,407 +269,7 @@
           <w:sz w:val="21"/>
           <w:szCs w:val="21"/>
         </w:rPr>
-        <w:t xml:space="preserve">Para lograr un despliegue equilibrado, la inversión se divide en dos componentes: 1) Equipamiento físico de sala para procesamiento local de alta velocidad sin saturar el ancho de banda; y 2) Servidor en la nube (Cloud VPS) con disponibilidad 24/7 para el reporte móvil de los testigos en centros electorales.</w:t>
-      </w:r>
-    </w:p>
-    <w:tbl>
-      <w:tblPr>
-        <w:tblW w:w="0" w:type="auto"/>
-        <w:jc w:val="center"/>
-        <w:tblBorders>
-          <w:top w:val="single" w:sz="6" w:space="0" w:color="000000"/>
-          <w:left w:val="none"/>
-          <w:bottom w:val="single" w:sz="6" w:space="0" w:color="000000"/>
-          <w:right w:val="none"/>
-          <w:insideH w:val="single" w:sz="4" w:space="0" w:color="CCCCCC"/>
-          <w:insideV w:val="none"/>
-        </w:tblBorders>
-        <w:tblCellMar>
-          <w:top w:w="40" w:type="dxa"/>
-          <w:left w:w="80" w:type="dxa"/>
-          <w:bottom w:w="40" w:type="dxa"/>
-          <w:right w:w="80" w:type="dxa"/>
-        </w:tblCellMar>
-      </w:tblPr>
-      <w:tblGrid>
-        <w:gridCol w:w="3000"/>
-        <w:gridCol w:w="2400"/>
-        <w:gridCol w:w="2400"/>
-        <w:gridCol w:w="1800"/>
-      </w:tblGrid>
-      <w:tr>
-        <w:trPr>
-          <w:tblHeader/>
-        </w:trPr>
-        <w:tc>
-          <w:tcPr>
-            <w:tcW w:w="3000" w:type="dxa"/>
-            <w:shd w:val="clear" w:color="auto" w:fill="EAEAEA"/>
-          </w:tcPr>
-          <w:p>
-            <w:pPr>
-              <w:spacing w:before="10" w:after="10" w:line="220" w:lineRule="auto"/>
-              <w:jc w:val="left"/>
-            </w:pPr>
-            <w:r>
-              <w:rPr>
-                <w:rFonts w:ascii="Times New Roman" w:hAnsi="Times New Roman"/>
-                <w:b/>
-                <w:sz w:val="17"/>
-              </w:rPr>
-              <w:t>Componente / Ámbito</w:t>
-            </w:r>
-          </w:p>
-        </w:tc>
-        <w:tc>
-          <w:tcPr>
-            <w:tcW w:w="2400" w:type="dxa"/>
-            <w:shd w:val="clear" w:color="auto" w:fill="EAEAEA"/>
-          </w:tcPr>
-          <w:p>
-            <w:pPr>
-              <w:spacing w:before="10" w:after="10" w:line="220" w:lineRule="auto"/>
-              <w:jc w:val="right"/>
-            </w:pPr>
-            <w:r>
-              <w:rPr>
-                <w:rFonts w:ascii="Times New Roman" w:hAnsi="Times New Roman"/>
-                <w:b/>
-                <w:sz w:val="17"/>
-              </w:rPr>
-              <w:t>Modalidad de Inversión</w:t>
-            </w:r>
-          </w:p>
-        </w:tc>
-        <w:tc>
-          <w:tcPr>
-            <w:tcW w:w="2400" w:type="dxa"/>
-            <w:shd w:val="clear" w:color="auto" w:fill="EAEAEA"/>
-          </w:tcPr>
-          <w:p>
-            <w:pPr>
-              <w:spacing w:before="10" w:after="10" w:line="220" w:lineRule="auto"/>
-              <w:jc w:val="left"/>
-            </w:pPr>
-            <w:r>
-              <w:rPr>
-                <w:rFonts w:ascii="Times New Roman" w:hAnsi="Times New Roman"/>
-                <w:b/>
-                <w:sz w:val="17"/>
-              </w:rPr>
-              <w:t>Cobertura Operativa</w:t>
-            </w:r>
-          </w:p>
-        </w:tc>
-        <w:tc>
-          <w:tcPr>
-            <w:tcW w:w="1800" w:type="dxa"/>
-            <w:shd w:val="clear" w:color="auto" w:fill="EAEAEA"/>
-          </w:tcPr>
-          <w:p>
-            <w:pPr>
-              <w:spacing w:before="10" w:after="10" w:line="220" w:lineRule="auto"/>
-              <w:jc w:val="right"/>
-            </w:pPr>
-            <w:r>
-              <w:rPr>
-                <w:rFonts w:ascii="Times New Roman" w:hAnsi="Times New Roman"/>
-                <w:b/>
-                <w:sz w:val="17"/>
-              </w:rPr>
-              <w:t>Inversión (USD)</w:t>
-            </w:r>
-          </w:p>
-        </w:tc>
-      </w:tr>
-      <w:tr>
-        <w:tc>
-          <w:tcPr>
-            <w:tcW w:w="3000" w:type="dxa"/>
-            <w:shd w:val="clear" w:color="auto"/>
-          </w:tcPr>
-          <w:p>
-            <w:pPr>
-              <w:spacing w:before="6" w:after="6" w:line="220" w:lineRule="auto"/>
-              <w:jc w:val="left"/>
-            </w:pPr>
-            <w:r>
-              <w:rPr>
-                <w:rFonts w:ascii="Times New Roman" w:hAnsi="Times New Roman"/>
-                <w:sz w:val="17"/>
-              </w:rPr>
-              <w:t>A. Equipamiento Físico de Sala</w:t>
-            </w:r>
-          </w:p>
-        </w:tc>
-        <w:tc>
-          <w:tcPr>
-            <w:tcW w:w="2400" w:type="dxa"/>
-            <w:shd w:val="clear" w:color="auto"/>
-          </w:tcPr>
-          <w:p>
-            <w:pPr>
-              <w:spacing w:before="6" w:after="6" w:line="220" w:lineRule="auto"/>
-              <w:jc w:val="left"/>
-            </w:pPr>
-            <w:r>
-              <w:rPr>
-                <w:rFonts w:ascii="Times New Roman" w:hAnsi="Times New Roman"/>
-                <w:sz w:val="17"/>
-              </w:rPr>
-              <w:t>Pago Único (Hardware)</w:t>
-            </w:r>
-          </w:p>
-        </w:tc>
-        <w:tc>
-          <w:tcPr>
-            <w:tcW w:w="2400" w:type="dxa"/>
-            <w:shd w:val="clear" w:color="auto"/>
-          </w:tcPr>
-          <w:p>
-            <w:pPr>
-              <w:spacing w:before="6" w:after="6" w:line="220" w:lineRule="auto"/>
-              <w:jc w:val="left"/>
-            </w:pPr>
-            <w:r>
-              <w:rPr>
-                <w:rFonts w:ascii="Times New Roman" w:hAnsi="Times New Roman"/>
-                <w:sz w:val="17"/>
-              </w:rPr>
-              <w:t>45 a 60 min de respaldo en apagones</w:t>
-            </w:r>
-          </w:p>
-        </w:tc>
-        <w:tc>
-          <w:tcPr>
-            <w:tcW w:w="1800" w:type="dxa"/>
-            <w:shd w:val="clear" w:color="auto"/>
-          </w:tcPr>
-          <w:p>
-            <w:pPr>
-              <w:spacing w:before="6" w:after="6" w:line="220" w:lineRule="auto"/>
-              <w:jc w:val="right"/>
-            </w:pPr>
-            <w:r>
-              <w:rPr>
-                <w:rFonts w:ascii="Times New Roman" w:hAnsi="Times New Roman"/>
-                <w:sz w:val="17"/>
-              </w:rPr>
-              <w:t>$862,46 USD</w:t>
-            </w:r>
-          </w:p>
-        </w:tc>
-      </w:tr>
-      <w:tr>
-        <w:tc>
-          <w:tcPr>
-            <w:tcW w:w="3000" w:type="dxa"/>
-            <w:shd w:val="clear" w:color="auto"/>
-          </w:tcPr>
-          <w:p>
-            <w:pPr>
-              <w:spacing w:before="6" w:after="6" w:line="220" w:lineRule="auto"/>
-              <w:jc w:val="left"/>
-            </w:pPr>
-            <w:r>
-              <w:rPr>
-                <w:rFonts w:ascii="Times New Roman" w:hAnsi="Times New Roman"/>
-                <w:sz w:val="17"/>
-              </w:rPr>
-              <w:t>B. Servidor Cloud VPS (Nube)</w:t>
-            </w:r>
-          </w:p>
-        </w:tc>
-        <w:tc>
-          <w:tcPr>
-            <w:tcW w:w="2400" w:type="dxa"/>
-            <w:shd w:val="clear" w:color="auto"/>
-          </w:tcPr>
-          <w:p>
-            <w:pPr>
-              <w:spacing w:before="6" w:after="6" w:line="220" w:lineRule="auto"/>
-              <w:jc w:val="left"/>
-            </w:pPr>
-            <w:r>
-              <w:rPr>
-                <w:rFonts w:ascii="Times New Roman" w:hAnsi="Times New Roman"/>
-                <w:sz w:val="17"/>
-              </w:rPr>
-              <w:t>Suscripción Mensual</w:t>
-            </w:r>
-          </w:p>
-        </w:tc>
-        <w:tc>
-          <w:tcPr>
-            <w:tcW w:w="2400" w:type="dxa"/>
-            <w:shd w:val="clear" w:color="auto"/>
-          </w:tcPr>
-          <w:p>
-            <w:pPr>
-              <w:spacing w:before="6" w:after="6" w:line="220" w:lineRule="auto"/>
-              <w:jc w:val="left"/>
-            </w:pPr>
-            <w:r>
-              <w:rPr>
-                <w:rFonts w:ascii="Times New Roman" w:hAnsi="Times New Roman"/>
-                <w:sz w:val="17"/>
-              </w:rPr>
-              <w:t>24/7 en línea para los 13 municipios</w:t>
-            </w:r>
-          </w:p>
-        </w:tc>
-        <w:tc>
-          <w:tcPr>
-            <w:tcW w:w="1800" w:type="dxa"/>
-            <w:shd w:val="clear" w:color="auto"/>
-          </w:tcPr>
-          <w:p>
-            <w:pPr>
-              <w:spacing w:before="6" w:after="6" w:line="220" w:lineRule="auto"/>
-              <w:jc w:val="right"/>
-            </w:pPr>
-            <w:r>
-              <w:rPr>
-                <w:rFonts w:ascii="Times New Roman" w:hAnsi="Times New Roman"/>
-                <w:sz w:val="17"/>
-              </w:rPr>
-              <w:t>$24,50 USD / mes</w:t>
-            </w:r>
-          </w:p>
-        </w:tc>
-      </w:tr>
-      <w:tr>
-        <w:tc>
-          <w:tcPr>
-            <w:tcW w:w="3000" w:type="dxa"/>
-            <w:shd w:val="clear" w:color="auto" w:fill="F5F5F5"/>
-          </w:tcPr>
-          <w:p>
-            <w:pPr>
-              <w:spacing w:before="6" w:after="6" w:line="220" w:lineRule="auto"/>
-              <w:jc w:val="left"/>
-            </w:pPr>
-            <w:r>
-              <w:rPr>
-                <w:rFonts w:ascii="Times New Roman" w:hAnsi="Times New Roman"/>
-                <w:b/>
-                <w:sz w:val="17"/>
-              </w:rPr>
-              <w:t>TOTAL INVERSIÓN INICIAL (EQUIPOS)</w:t>
-            </w:r>
-          </w:p>
-        </w:tc>
-        <w:tc>
-          <w:tcPr>
-            <w:tcW w:w="2400" w:type="dxa"/>
-            <w:shd w:val="clear" w:color="auto" w:fill="F5F5F5"/>
-          </w:tcPr>
-          <w:p>
-            <w:pPr>
-              <w:spacing w:before="6" w:after="6" w:line="220" w:lineRule="auto"/>
-              <w:jc w:val="left"/>
-            </w:pPr>
-            <w:r>
-              <w:rPr>
-                <w:rFonts w:ascii="Times New Roman" w:hAnsi="Times New Roman"/>
-                <w:b/>
-                <w:sz w:val="17"/>
-              </w:rPr>
-              <w:t>Pago Único (Dotación Completa)</w:t>
-            </w:r>
-          </w:p>
-        </w:tc>
-        <w:tc>
-          <w:tcPr>
-            <w:tcW w:w="2400" w:type="dxa"/>
-            <w:shd w:val="clear" w:color="auto" w:fill="F5F5F5"/>
-          </w:tcPr>
-          <w:p>
-            <w:pPr>
-              <w:spacing w:before="6" w:after="6" w:line="220" w:lineRule="auto"/>
-              <w:jc w:val="left"/>
-            </w:pPr>
-            <w:r>
-              <w:rPr>
-                <w:rFonts w:ascii="Times New Roman" w:hAnsi="Times New Roman"/>
-                <w:b/>
-                <w:sz w:val="17"/>
-              </w:rPr>
-              <w:t>Sala Situacional + Puesta en Marcha</w:t>
-            </w:r>
-          </w:p>
-        </w:tc>
-        <w:tc>
-          <w:tcPr>
-            <w:tcW w:w="1800" w:type="dxa"/>
-            <w:shd w:val="clear" w:color="auto" w:fill="F5F5F5"/>
-          </w:tcPr>
-          <w:p>
-            <w:pPr>
-              <w:spacing w:before="6" w:after="6" w:line="220" w:lineRule="auto"/>
-              <w:jc w:val="right"/>
-            </w:pPr>
-            <w:r>
-              <w:rPr>
-                <w:rFonts w:ascii="Times New Roman" w:hAnsi="Times New Roman"/>
-                <w:b/>
-                <w:sz w:val="17"/>
-              </w:rPr>
-              <w:t>$862,46 USD</w:t>
-            </w:r>
-          </w:p>
-        </w:tc>
-      </w:tr>
-    </w:tbl>
-    <w:p>
-      <w:pPr>
-        <w:spacing w:before="6" w:after="20" w:line="200" w:lineRule="auto"/>
-        <w:jc w:val="both"/>
-      </w:pPr>
-      <w:r>
-        <w:rPr>
-          <w:rFonts w:ascii="Times New Roman" w:hAnsi="Times New Roman"/>
-          <w:i/>
-          <w:sz w:val="16"/>
-          <w:szCs w:val="16"/>
-          <w:color w:val="444444"/>
-        </w:rPr>
-        <w:t>* Nota: El Servidor Cloud VPS constituye un costo operativo recurrente de $24,50 USD/mes pagadero mes a mes según el período de campaña.</w:t>
-      </w:r>
-    </w:p>
-    <w:p>
-      <w:pPr>
-        <w:spacing w:before="0" w:after="10" w:line="240" w:lineRule="auto"/>
-      </w:pPr>
-    </w:p>
-    <w:p>
-      <w:pPr>
-        <w:spacing w:before="10" w:after="6" w:line="240" w:lineRule="auto"/>
-        <w:jc w:val="center"/>
-      </w:pPr>
-      <w:r>
-        <w:rPr>
-          <w:rFonts w:ascii="Times New Roman" w:hAnsi="Times New Roman"/>
-          <w:b/>
-          <w:sz w:val="22"/>
-          <w:szCs w:val="22"/>
-        </w:rPr>
-        <w:t>2. DETALLE DE EQUIPAMIENTO E INSTALACIÓN (SALA SITUACIONAL)</w:t>
-      </w:r>
-    </w:p>
-    <w:p>
-      <w:pPr>
-        <w:spacing w:before="0" w:after="8" w:line="260" w:lineRule="auto"/>
-        <w:ind w:firstLine="567"/>
-        <w:jc w:val="both"/>
-      </w:pPr>
-      <w:r>
-        <w:rPr>
-          <w:rFonts w:ascii="Times New Roman" w:hAnsi="Times New Roman"/>
-          <w:sz w:val="21"/>
-          <w:szCs w:val="21"/>
-        </w:rPr>
-        <w:t xml:space="preserve">Se descartan servidores industriales pesados de rack (Dell PowerEdge antiguos) debido a su excesivo consumo eléctrico (300W a 500W), ruido ensordecedor y escasa autonomía en UPS. En su lugar, se implementa una estación de trabajo Dell OptiPlex Core i7 con almacenamiento dual 100% en estado sólido en arreglo espejo (RAID 1) y consumo eficiente (65W). A continuación se presenta el desglose presupuestario estimado a partir de valores referenciales del mercado nacional (precios referenciales sujetos a disponibilidad de proveedores al momento de la compra):</w:t>
+        <w:t xml:space="preserve">Se descarta el uso de servidores industriales antiguos de rack (Dell PowerEdge) por su alto consumo eléctrico (300W a 500W), ruido y rápida descarga de baterías. En su lugar, se implementa una estación de trabajo Dell OptiPlex Core i7 de alta eficiencia energética (65W) con almacenamiento simétrico en estado sólido. A continuación se detalla el presupuesto estimado con base en valores referenciales del mercado tecnológico nacional:</w:t>
       </w:r>
     </w:p>
     <w:tbl>
@@ -1110,7 +710,7 @@
                 <w:rFonts w:ascii="Times New Roman" w:hAnsi="Times New Roman"/>
                 <w:sz w:val="17"/>
               </w:rPr>
-              <w:t>MikroTik RB750Gr3 (Dual Core 880MHz, 5 Puertos Gigabit). Firewall y túnel WireGuard</w:t>
+              <w:t>MikroTik RB750Gr3 (Dual Core 880MHz, 5 Puertos Gigabit). Firewall y gestión de tráfico</w:t>
             </w:r>
           </w:p>
         </w:tc>
@@ -1789,7 +1389,7 @@
                 <w:b/>
                 <w:sz w:val="17"/>
               </w:rPr>
-              <w:t>TOTAL PRESUPUESTO ESTIMADO</w:t>
+              <w:t>TOTAL EQUIPAMIENTO FÍSICO</w:t>
             </w:r>
           </w:p>
         </w:tc>
@@ -1908,7 +1508,7 @@
           <w:sz w:val="22"/>
           <w:szCs w:val="22"/>
         </w:rPr>
-        <w:t>3. ARQUITECTURA: VANGUARDIA EN LA NUBE Y BÓVEDA FÍSICA</w:t>
+        <w:t>3. ARQUITECTURA DE LA BÓVEDA LOCAL DE DATOS (DATA VAULT)</w:t>
       </w:r>
     </w:p>
     <w:p>
@@ -1923,7 +1523,7 @@
           <w:sz w:val="21"/>
           <w:szCs w:val="21"/>
         </w:rPr>
-        <w:t xml:space="preserve">Para blindar la plataforma política contra sabotajes, bloqueos o apagones, la infraestructura opera bajo un modelo de dos capas: Vanguardia en la Nube (Front-line) y Bóveda Blindada en Físico (Data Vault):</w:t>
+        <w:t xml:space="preserve">Para garantizar que el comando de campaña disponga de una infraestructura resiliente, inconfiscable e inmune a contingencias externas, el despliegue físico se fundamenta en cuatro pilares de ingeniería:</w:t>
       </w:r>
     </w:p>
     <w:p>
@@ -1938,14 +1538,14 @@
           <w:b/>
           <w:sz w:val="20"/>
         </w:rPr>
-        <w:t xml:space="preserve">• 1. Vanguardia en la Nube (Cloud VPS Front-line): </w:t>
+        <w:t xml:space="preserve">• 1. Procesamiento Local Autónomo de Alta Velocidad: </w:t>
       </w:r>
       <w:r>
         <w:rPr>
           <w:rFonts w:ascii="Times New Roman" w:hAnsi="Times New Roman"/>
           <w:sz w:val="20"/>
         </w:rPr>
-        <w:t xml:space="preserve">Constituye la primera línea de recepción. Recibe el tráfico masivo de teléfonos de testigos en los 13 municipios, valida reportes y absorbe cualquier ataque cibernético (DDoS) sin exponer la dirección IP ni la ubicación física de la sede en Maturín.</w:t>
+        <w:t xml:space="preserve">La estación Dell OptiPlex Core i7 con 8 GB de memoria RAM DDR4 procesa localmente la cartografía electoral, el padrón de electores de Monagas y los tableros analíticos en pantallas de sala con tiempos de respuesta inmediatos y sin saturar el enlace de datos.</w:t>
       </w:r>
     </w:p>
     <w:p>
@@ -1960,14 +1560,14 @@
           <w:b/>
           <w:sz w:val="20"/>
         </w:rPr>
-        <w:t xml:space="preserve">• 2. Enlace Cifrado y Replicación Continua: </w:t>
+        <w:t xml:space="preserve">• 2. Bóveda Física en Espejo (Arreglo RAID 1): </w:t>
       </w:r>
       <w:r>
         <w:rPr>
           <w:rFonts w:ascii="Times New Roman" w:hAnsi="Times New Roman"/>
           <w:sz w:val="20"/>
         </w:rPr>
-        <w:t xml:space="preserve">El Servidor Cloud VPS retransmite las transacciones en tiempo real al computador Dell de la oficina en Maturín a través de un túnel seguro VPN WireGuard gestionado por el router MikroTik.</w:t>
+        <w:t xml:space="preserve">Toda información de mesas, electores y actas se graba de forma redundante y simultánea en dos discos de estado sólido independientes. Si cualquiera de las unidades sufriera un daño mecánico o lógico, el sistema continúa operando sin interrupción ni pérdida de un solo registro.</w:t>
       </w:r>
     </w:p>
     <w:p>
@@ -1982,14 +1582,14 @@
           <w:b/>
           <w:sz w:val="20"/>
         </w:rPr>
-        <w:t xml:space="preserve">• 3. Bóveda Física en Espejo (RAID 1): </w:t>
+        <w:t xml:space="preserve">• 3. Electrónica de Red Segura y Segmentada: </w:t>
       </w:r>
       <w:r>
         <w:rPr>
           <w:rFonts w:ascii="Times New Roman" w:hAnsi="Times New Roman"/>
           <w:sz w:val="20"/>
         </w:rPr>
-        <w:t xml:space="preserve">El computador Dell en sala graba cada voto y acta simultáneamente en sus dos unidades SSD. Si Conatel bloquea la nube o se corta el internet internacional, MIGATO conserva el 100% de la información físicamente en sus manos, inconfiscable e imborrable.</w:t>
+        <w:t xml:space="preserve">El router profesional MikroTik hEX administra la seguridad perimetral de la sala y prioriza el ancho de banda para las computadoras de digitación de actas, mientras que el switch Gigabit de 16 puertos interconecta de forma cableada y estable los puestos de trabajo.</w:t>
       </w:r>
     </w:p>
     <w:p>
@@ -2004,14 +1604,14 @@
           <w:b/>
           <w:sz w:val="20"/>
         </w:rPr>
-        <w:t xml:space="preserve">• 4. Respaldo Eléctrico y Autonomía Local: </w:t>
+        <w:t xml:space="preserve">• 4. Respaldo Energético Crítico ante Apagones: </w:t>
       </w:r>
       <w:r>
         <w:rPr>
           <w:rFonts w:ascii="Times New Roman" w:hAnsi="Times New Roman"/>
           <w:sz w:val="20"/>
         </w:rPr>
-        <w:t xml:space="preserve">En caso de corte eléctrico en Maturín, el UPS mantiene la estación Dell, el switch y el MikroTik operando durante 45 a 60 minutos. Si el corte persiste, la sala continúa procesando actas en red local por llamadas directas sin depender de la nube.</w:t>
+        <w:t xml:space="preserve">El UPS de 1.200 VA con regulador automático de voltaje (AVR) garantiza una ventana de autonomía de 45 a 60 minutos para el servidor y la electrónica de red durante cortes de energía, permitiendo mantener la sala operativa y protegiendo el equipamiento contra fluctuaciones de corriente.</w:t>
       </w:r>
     </w:p>
     <w:p>
@@ -2041,7 +1641,7 @@
           <w:sz w:val="21"/>
           <w:szCs w:val="21"/>
         </w:rPr>
-        <w:t xml:space="preserve">Se recomienda formalmente la aprobación del presupuesto estimado de $862,46 USD para la dotación de la Sala Situacional y la suscripción del Servidor Cloud VPS ($24,50 USD/mes), otorgando a MIGATO una plataforma territorial moderna, de máxima velocidad y blindada contra fallas. Nota de Seguridad: El sistema de cámaras de videovigilancia (CCTV) se presupuestará por separado más adelante según lo instruido; no obstante, el switch de 16 puertos, el kit de herramientas y la bobina Cat6 presupuestados en este documento ya dejan instalados los puntos de red requeridos.</w:t>
+        <w:t xml:space="preserve">Se recomienda formalmente a la dirección política del partido la aprobación del presupuesto estimado de $862,46 USD para la dotación e instalación del equipamiento físico de la Sala Situacional de Maturín. Esta inversión dotará a MIGATO de un centro de cómputo robusto, eficiente y bajo control 100% propio. Nota de Seguridad: El sistema de cámaras de videovigilancia (CCTV) se presupuestará por separado según lo acordado; no obstante, el switch de 16 puertos, la bobina Cat6 y el kit de herramientas presupuestados en este informe dejan instalados los puntos de red requeridos.</w:t>
       </w:r>
     </w:p>
     <w:p>
